--- a/Coding 1 - year/Unit 7 - Project Development/Daily Lesson Plans/Word/Day 152.docx
+++ b/Coding 1 - year/Unit 7 - Project Development/Daily Lesson Plans/Word/Day 152.docx
@@ -50,12 +50,15 @@
               </w:rPr>
               <w:t xml:space="preserve">Coding I — Full Year</w:t>
             </w:r>
-          </w:p>
-          <w:p>
-            <w:pPr>
-              <w:spacing w:before="40"/>
-              <w:jc w:val="center"/>
-            </w:pPr>
+            <w:r>
+              <w:rPr>
+                <w:rFonts w:ascii="Arial" w:cs="Arial" w:eastAsia="Arial" w:hAnsi="Arial"/>
+                <w:sz w:val="16"/>
+                <w:szCs w:val="16"/>
+              </w:rPr>
+              <w:br/>
+              <w:t xml:space="preserve"/>
+            </w:r>
             <w:r>
               <w:rPr>
                 <w:rFonts w:ascii="Arial" w:cs="Arial" w:eastAsia="Arial" w:hAnsi="Arial"/>
@@ -83,7 +86,7 @@
           <w:rFonts w:ascii="Arial" w:cs="Arial" w:eastAsia="Arial" w:hAnsi="Arial"/>
           <w:b/>
           <w:bCs/>
-          <w:color w:val="1F3864"/>
+          <w:color w:val="2B5797"/>
           <w:sz w:val="32"/>
           <w:szCs w:val="32"/>
         </w:rPr>
@@ -261,9 +264,9 @@
               <w:right w:val="single" w:color="CCCCCC" w:sz="1"/>
             </w:tcBorders>
             <w:tcMar>
-              <w:top w:type="dxa" w:w="60"/>
+              <w:top w:type="dxa" w:w="80"/>
               <w:left w:type="dxa" w:w="120"/>
-              <w:bottom w:type="dxa" w:w="60"/>
+              <w:bottom w:type="dxa" w:w="80"/>
               <w:right w:type="dxa" w:w="120"/>
             </w:tcMar>
           </w:tcPr>
@@ -290,20 +293,213 @@
               <w:right w:val="single" w:color="CCCCCC" w:sz="1"/>
             </w:tcBorders>
             <w:tcMar>
-              <w:top w:type="dxa" w:w="60"/>
+              <w:top w:type="dxa" w:w="80"/>
               <w:left w:type="dxa" w:w="120"/>
-              <w:bottom w:type="dxa" w:w="60"/>
+              <w:bottom w:type="dxa" w:w="80"/>
               <w:right w:type="dxa" w:w="120"/>
             </w:tcMar>
           </w:tcPr>
           <w:p>
-            <w:r>
-              <w:rPr>
-                <w:rFonts w:ascii="Arial" w:cs="Arial" w:eastAsia="Arial" w:hAnsi="Arial"/>
-                <w:sz w:val="20"/>
-                <w:szCs w:val="20"/>
+            <w:pPr>
+              <w:spacing w:after="80" w:before="80"/>
+            </w:pPr>
+            <w:r>
+              <w:rPr>
+                <w:rFonts w:ascii="Arial" w:cs="Arial" w:eastAsia="Arial" w:hAnsi="Arial"/>
+                <w:b/>
+                <w:bCs/>
+                <w:i w:val="false"/>
+                <w:iCs w:val="false"/>
+                <w:color w:val="000000"/>
+                <w:sz w:val="22"/>
+                <w:szCs w:val="22"/>
               </w:rPr>
               <w:t xml:space="preserve">Bell Ringer / Review</w:t>
+            </w:r>
+            <w:r>
+              <w:rPr>
+                <w:rFonts w:ascii="Arial" w:cs="Arial" w:eastAsia="Arial" w:hAnsi="Arial"/>
+                <w:sz w:val="20"/>
+                <w:szCs w:val="20"/>
+              </w:rPr>
+              <w:br/>
+              <w:t xml:space="preserve"/>
+            </w:r>
+            <w:r>
+              <w:rPr>
+                <w:rFonts w:ascii="Arial" w:cs="Arial" w:eastAsia="Arial" w:hAnsi="Arial"/>
+                <w:sz w:val="20"/>
+                <w:szCs w:val="20"/>
+              </w:rPr>
+              <w:br/>
+              <w:t xml:space="preserve"/>
+            </w:r>
+            <w:r>
+              <w:rPr>
+                <w:rFonts w:ascii="Arial" w:cs="Arial" w:eastAsia="Arial" w:hAnsi="Arial"/>
+                <w:b/>
+                <w:bCs/>
+                <w:i w:val="false"/>
+                <w:iCs w:val="false"/>
+                <w:color w:val="000000"/>
+                <w:sz w:val="20"/>
+                <w:szCs w:val="20"/>
+              </w:rPr>
+              <w:t xml:space="preserve">Quick Write </w:t>
+            </w:r>
+            <w:r>
+              <w:rPr>
+                <w:rFonts w:ascii="Arial" w:cs="Arial" w:eastAsia="Arial" w:hAnsi="Arial"/>
+                <w:b w:val="false"/>
+                <w:bCs w:val="false"/>
+                <w:i w:val="false"/>
+                <w:iCs w:val="false"/>
+                <w:color w:val="000000"/>
+                <w:sz w:val="20"/>
+                <w:szCs w:val="20"/>
+              </w:rPr>
+              <w:t xml:space="preserve">(3 min — written or verbal):</w:t>
+            </w:r>
+            <w:r>
+              <w:rPr>
+                <w:rFonts w:ascii="Arial" w:cs="Arial" w:eastAsia="Arial" w:hAnsi="Arial"/>
+                <w:sz w:val="20"/>
+                <w:szCs w:val="20"/>
+              </w:rPr>
+              <w:br/>
+              <w:t xml:space="preserve"/>
+            </w:r>
+            <w:r>
+              <w:rPr>
+                <w:rFonts w:ascii="Arial" w:cs="Arial" w:eastAsia="Arial" w:hAnsi="Arial"/>
+                <w:b w:val="false"/>
+                <w:bCs w:val="false"/>
+                <w:i w:val="false"/>
+                <w:iCs w:val="false"/>
+                <w:color w:val="000000"/>
+                <w:sz w:val="20"/>
+                <w:szCs w:val="20"/>
+              </w:rPr>
+              <w:t xml:space="preserve">    In your own words: Design data structures (variables, lists, dictionaries) that efficiently represent my program's data?</w:t>
+            </w:r>
+            <w:r>
+              <w:rPr>
+                <w:rFonts w:ascii="Arial" w:cs="Arial" w:eastAsia="Arial" w:hAnsi="Arial"/>
+                <w:sz w:val="20"/>
+                <w:szCs w:val="20"/>
+              </w:rPr>
+              <w:br/>
+              <w:t xml:space="preserve"/>
+            </w:r>
+            <w:r>
+              <w:rPr>
+                <w:rFonts w:ascii="Arial" w:cs="Arial" w:eastAsia="Arial" w:hAnsi="Arial"/>
+                <w:sz w:val="20"/>
+                <w:szCs w:val="20"/>
+              </w:rPr>
+              <w:br/>
+              <w:t xml:space="preserve"/>
+            </w:r>
+            <w:r>
+              <w:rPr>
+                <w:rFonts w:ascii="Arial" w:cs="Arial" w:eastAsia="Arial" w:hAnsi="Arial"/>
+                <w:b/>
+                <w:bCs/>
+                <w:i w:val="false"/>
+                <w:iCs w:val="false"/>
+                <w:color w:val="000000"/>
+                <w:sz w:val="20"/>
+                <w:szCs w:val="20"/>
+              </w:rPr>
+              <w:t xml:space="preserve">Vocabulary Preview — </w:t>
+            </w:r>
+            <w:r>
+              <w:rPr>
+                <w:rFonts w:ascii="Arial" w:cs="Arial" w:eastAsia="Arial" w:hAnsi="Arial"/>
+                <w:b w:val="false"/>
+                <w:bCs w:val="false"/>
+                <w:i w:val="false"/>
+                <w:iCs w:val="false"/>
+                <w:color w:val="000000"/>
+                <w:sz w:val="20"/>
+                <w:szCs w:val="20"/>
+              </w:rPr>
+              <w:t xml:space="preserve">terms we'll use today:</w:t>
+            </w:r>
+            <w:r>
+              <w:rPr>
+                <w:rFonts w:ascii="Arial" w:cs="Arial" w:eastAsia="Arial" w:hAnsi="Arial"/>
+                <w:sz w:val="20"/>
+                <w:szCs w:val="20"/>
+              </w:rPr>
+              <w:br/>
+              <w:t xml:space="preserve"/>
+            </w:r>
+            <w:r>
+              <w:rPr>
+                <w:rFonts w:ascii="Arial" w:cs="Arial" w:eastAsia="Arial" w:hAnsi="Arial"/>
+                <w:b w:val="false"/>
+                <w:bCs w:val="false"/>
+                <w:i w:val="false"/>
+                <w:iCs w:val="false"/>
+                <w:color w:val="000000"/>
+                <w:sz w:val="20"/>
+                <w:szCs w:val="20"/>
+              </w:rPr>
+              <w:t xml:space="preserve">    • Good data design   •   Bad data design   •   Single Variable   •   List   •   Dictionary   •   Do I have one value or many?</w:t>
+            </w:r>
+            <w:r>
+              <w:rPr>
+                <w:rFonts w:ascii="Arial" w:cs="Arial" w:eastAsia="Arial" w:hAnsi="Arial"/>
+                <w:sz w:val="20"/>
+                <w:szCs w:val="20"/>
+              </w:rPr>
+              <w:br/>
+              <w:t xml:space="preserve"/>
+            </w:r>
+            <w:r>
+              <w:rPr>
+                <w:rFonts w:ascii="Arial" w:cs="Arial" w:eastAsia="Arial" w:hAnsi="Arial"/>
+                <w:sz w:val="20"/>
+                <w:szCs w:val="20"/>
+              </w:rPr>
+              <w:br/>
+              <w:t xml:space="preserve"/>
+            </w:r>
+            <w:r>
+              <w:rPr>
+                <w:rFonts w:ascii="Arial" w:cs="Arial" w:eastAsia="Arial" w:hAnsi="Arial"/>
+                <w:b w:val="false"/>
+                <w:bCs w:val="false"/>
+                <w:i/>
+                <w:iCs/>
+                <w:color w:val="444444"/>
+                <w:sz w:val="20"/>
+                <w:szCs w:val="20"/>
+              </w:rPr>
+              <w:t xml:space="preserve">Today's Goal: By the end of class you will be able to design data structures (variables, lists, dictionaries) that efficiently represent my program's data.</w:t>
+            </w:r>
+            <w:r>
+              <w:rPr>
+                <w:rFonts w:ascii="Arial" w:cs="Arial" w:eastAsia="Arial" w:hAnsi="Arial"/>
+                <w:sz w:val="20"/>
+                <w:szCs w:val="20"/>
+              </w:rPr>
+              <w:br/>
+              <w:t xml:space="preserve"/>
+            </w:r>
+            <w:r>
+              <w:rPr>
+                <w:rFonts w:ascii="Arial" w:cs="Arial" w:eastAsia="Arial" w:hAnsi="Arial"/>
+                <w:b w:val="false"/>
+                <w:bCs w:val="false"/>
+                <w:i/>
+                <w:iCs/>
+                <w:color w:val="555555"/>
+                <w:sz w:val="20"/>
+                <w:szCs w:val="20"/>
+              </w:rPr>
+              <w:t xml:space="preserve">→ Pair-share your response, then 2–3 students share with the class.</w:t>
             </w:r>
           </w:p>
         </w:tc>
@@ -319,9 +515,9 @@
               <w:right w:val="single" w:color="CCCCCC" w:sz="1"/>
             </w:tcBorders>
             <w:tcMar>
-              <w:top w:type="dxa" w:w="60"/>
+              <w:top w:type="dxa" w:w="80"/>
               <w:left w:type="dxa" w:w="120"/>
-              <w:bottom w:type="dxa" w:w="60"/>
+              <w:bottom w:type="dxa" w:w="80"/>
               <w:right w:type="dxa" w:w="120"/>
             </w:tcMar>
           </w:tcPr>
@@ -348,20 +544,380 @@
               <w:right w:val="single" w:color="CCCCCC" w:sz="1"/>
             </w:tcBorders>
             <w:tcMar>
-              <w:top w:type="dxa" w:w="60"/>
+              <w:top w:type="dxa" w:w="80"/>
               <w:left w:type="dxa" w:w="120"/>
-              <w:bottom w:type="dxa" w:w="60"/>
+              <w:bottom w:type="dxa" w:w="80"/>
               <w:right w:type="dxa" w:w="120"/>
             </w:tcMar>
           </w:tcPr>
           <w:p>
-            <w:r>
-              <w:rPr>
-                <w:rFonts w:ascii="Arial" w:cs="Arial" w:eastAsia="Arial" w:hAnsi="Arial"/>
-                <w:sz w:val="20"/>
-                <w:szCs w:val="20"/>
-              </w:rPr>
-              <w:t xml:space="preserve">Mini Lesson: Data Design — Planning Variables, Lists, and Structures</w:t>
+            <w:pPr>
+              <w:spacing w:after="80" w:before="80"/>
+            </w:pPr>
+            <w:r>
+              <w:rPr>
+                <w:rFonts w:ascii="Arial" w:cs="Arial" w:eastAsia="Arial" w:hAnsi="Arial"/>
+                <w:b/>
+                <w:bCs/>
+                <w:i w:val="false"/>
+                <w:iCs w:val="false"/>
+                <w:color w:val="000000"/>
+                <w:sz w:val="22"/>
+                <w:szCs w:val="22"/>
+              </w:rPr>
+              <w:t xml:space="preserve">Mini Lesson: </w:t>
+            </w:r>
+            <w:r>
+              <w:rPr>
+                <w:rFonts w:ascii="Arial" w:cs="Arial" w:eastAsia="Arial" w:hAnsi="Arial"/>
+                <w:b w:val="false"/>
+                <w:bCs w:val="false"/>
+                <w:i w:val="false"/>
+                <w:iCs w:val="false"/>
+                <w:color w:val="000000"/>
+                <w:sz w:val="22"/>
+                <w:szCs w:val="22"/>
+              </w:rPr>
+              <w:t xml:space="preserve">Data Design — Planning Variables, Lists, and Structures</w:t>
+            </w:r>
+            <w:r>
+              <w:rPr>
+                <w:rFonts w:ascii="Arial" w:cs="Arial" w:eastAsia="Arial" w:hAnsi="Arial"/>
+                <w:sz w:val="20"/>
+                <w:szCs w:val="20"/>
+              </w:rPr>
+              <w:br/>
+              <w:t xml:space="preserve"/>
+            </w:r>
+            <w:r>
+              <w:rPr>
+                <w:rFonts w:ascii="Arial" w:cs="Arial" w:eastAsia="Arial" w:hAnsi="Arial"/>
+                <w:sz w:val="20"/>
+                <w:szCs w:val="20"/>
+              </w:rPr>
+              <w:br/>
+              <w:t xml:space="preserve"/>
+            </w:r>
+            <w:r>
+              <w:rPr>
+                <w:rFonts w:ascii="Arial" w:cs="Arial" w:eastAsia="Arial" w:hAnsi="Arial"/>
+                <w:b/>
+                <w:bCs/>
+                <w:i/>
+                <w:iCs/>
+                <w:color w:val="000000"/>
+                <w:sz w:val="20"/>
+                <w:szCs w:val="20"/>
+              </w:rPr>
+              <w:t xml:space="preserve">Learning Target: </w:t>
+            </w:r>
+            <w:r>
+              <w:rPr>
+                <w:rFonts w:ascii="Arial" w:cs="Arial" w:eastAsia="Arial" w:hAnsi="Arial"/>
+                <w:b w:val="false"/>
+                <w:bCs w:val="false"/>
+                <w:i/>
+                <w:iCs/>
+                <w:color w:val="333333"/>
+                <w:sz w:val="20"/>
+                <w:szCs w:val="20"/>
+              </w:rPr>
+              <w:t xml:space="preserve">I can design data structures (variables, lists, dictionaries) that efficiently represent my program's data.</w:t>
+            </w:r>
+            <w:r>
+              <w:rPr>
+                <w:rFonts w:ascii="Arial" w:cs="Arial" w:eastAsia="Arial" w:hAnsi="Arial"/>
+                <w:sz w:val="20"/>
+                <w:szCs w:val="20"/>
+              </w:rPr>
+              <w:br/>
+              <w:t xml:space="preserve"/>
+            </w:r>
+            <w:r>
+              <w:rPr>
+                <w:rFonts w:ascii="Arial" w:cs="Arial" w:eastAsia="Arial" w:hAnsi="Arial"/>
+                <w:sz w:val="20"/>
+                <w:szCs w:val="20"/>
+              </w:rPr>
+              <w:br/>
+              <w:t xml:space="preserve"/>
+            </w:r>
+            <w:r>
+              <w:rPr>
+                <w:rFonts w:ascii="Arial" w:cs="Arial" w:eastAsia="Arial" w:hAnsi="Arial"/>
+                <w:b w:val="false"/>
+                <w:bCs w:val="false"/>
+                <w:i w:val="false"/>
+                <w:iCs w:val="false"/>
+                <w:color w:val="000000"/>
+                <w:sz w:val="20"/>
+                <w:szCs w:val="20"/>
+              </w:rPr>
+              <w:t xml:space="preserve">Good data design makes your code simple and clear. Bad data design makes your code complicated and bug-prone.</w:t>
+            </w:r>
+            <w:r>
+              <w:rPr>
+                <w:rFonts w:ascii="Arial" w:cs="Arial" w:eastAsia="Arial" w:hAnsi="Arial"/>
+                <w:sz w:val="20"/>
+                <w:szCs w:val="20"/>
+              </w:rPr>
+              <w:br/>
+              <w:t xml:space="preserve"/>
+            </w:r>
+            <w:r>
+              <w:rPr>
+                <w:rFonts w:ascii="Arial" w:cs="Arial" w:eastAsia="Arial" w:hAnsi="Arial"/>
+                <w:b w:val="false"/>
+                <w:bCs w:val="false"/>
+                <w:i w:val="false"/>
+                <w:iCs w:val="false"/>
+                <w:color w:val="000000"/>
+                <w:sz w:val="20"/>
+                <w:szCs w:val="20"/>
+              </w:rPr>
+              <w:t xml:space="preserve">1. Do I have one value or many?</w:t>
+            </w:r>
+            <w:r>
+              <w:rPr>
+                <w:rFonts w:ascii="Arial" w:cs="Arial" w:eastAsia="Arial" w:hAnsi="Arial"/>
+                <w:sz w:val="20"/>
+                <w:szCs w:val="20"/>
+              </w:rPr>
+              <w:br/>
+              <w:t xml:space="preserve"/>
+            </w:r>
+            <w:r>
+              <w:rPr>
+                <w:rFonts w:ascii="Arial" w:cs="Arial" w:eastAsia="Arial" w:hAnsi="Arial"/>
+                <w:sz w:val="20"/>
+                <w:szCs w:val="20"/>
+              </w:rPr>
+              <w:br/>
+              <w:t xml:space="preserve"/>
+            </w:r>
+            <w:r>
+              <w:rPr>
+                <w:rFonts w:ascii="Arial" w:cs="Arial" w:eastAsia="Arial" w:hAnsi="Arial"/>
+                <w:b/>
+                <w:bCs/>
+                <w:i w:val="false"/>
+                <w:iCs w:val="false"/>
+                <w:color w:val="000000"/>
+                <w:sz w:val="20"/>
+                <w:szCs w:val="20"/>
+              </w:rPr>
+              <w:t xml:space="preserve">Key Concepts:</w:t>
+            </w:r>
+            <w:r>
+              <w:rPr>
+                <w:rFonts w:ascii="Arial" w:cs="Arial" w:eastAsia="Arial" w:hAnsi="Arial"/>
+                <w:sz w:val="20"/>
+                <w:szCs w:val="20"/>
+              </w:rPr>
+              <w:br/>
+              <w:t xml:space="preserve"/>
+            </w:r>
+            <w:r>
+              <w:rPr>
+                <w:rFonts w:ascii="Arial" w:cs="Arial" w:eastAsia="Arial" w:hAnsi="Arial"/>
+                <w:b w:val="false"/>
+                <w:bCs w:val="false"/>
+                <w:i w:val="false"/>
+                <w:iCs w:val="false"/>
+                <w:color w:val="000000"/>
+                <w:sz w:val="20"/>
+                <w:szCs w:val="20"/>
+              </w:rPr>
+              <w:t xml:space="preserve">    • What data do you need to store?</w:t>
+            </w:r>
+            <w:r>
+              <w:rPr>
+                <w:rFonts w:ascii="Arial" w:cs="Arial" w:eastAsia="Arial" w:hAnsi="Arial"/>
+                <w:sz w:val="20"/>
+                <w:szCs w:val="20"/>
+              </w:rPr>
+              <w:br/>
+              <w:t xml:space="preserve"/>
+            </w:r>
+            <w:r>
+              <w:rPr>
+                <w:rFonts w:ascii="Arial" w:cs="Arial" w:eastAsia="Arial" w:hAnsi="Arial"/>
+                <w:b w:val="false"/>
+                <w:bCs w:val="false"/>
+                <w:i w:val="false"/>
+                <w:iCs w:val="false"/>
+                <w:color w:val="000000"/>
+                <w:sz w:val="20"/>
+                <w:szCs w:val="20"/>
+              </w:rPr>
+              <w:t xml:space="preserve">    • What structure makes sense? (variable, list, dictionary, combination)</w:t>
+            </w:r>
+            <w:r>
+              <w:rPr>
+                <w:rFonts w:ascii="Arial" w:cs="Arial" w:eastAsia="Arial" w:hAnsi="Arial"/>
+                <w:sz w:val="20"/>
+                <w:szCs w:val="20"/>
+              </w:rPr>
+              <w:br/>
+              <w:t xml:space="preserve"/>
+            </w:r>
+            <w:r>
+              <w:rPr>
+                <w:rFonts w:ascii="Arial" w:cs="Arial" w:eastAsia="Arial" w:hAnsi="Arial"/>
+                <w:b w:val="false"/>
+                <w:bCs w:val="false"/>
+                <w:i w:val="false"/>
+                <w:iCs w:val="false"/>
+                <w:color w:val="000000"/>
+                <w:sz w:val="20"/>
+                <w:szCs w:val="20"/>
+              </w:rPr>
+              <w:t xml:space="preserve">    • How do you access it? (by name, by index, by key)</w:t>
+            </w:r>
+            <w:r>
+              <w:rPr>
+                <w:rFonts w:ascii="Arial" w:cs="Arial" w:eastAsia="Arial" w:hAnsi="Arial"/>
+                <w:sz w:val="20"/>
+                <w:szCs w:val="20"/>
+              </w:rPr>
+              <w:br/>
+              <w:t xml:space="preserve"/>
+            </w:r>
+            <w:r>
+              <w:rPr>
+                <w:rFonts w:ascii="Arial" w:cs="Arial" w:eastAsia="Arial" w:hAnsi="Arial"/>
+                <w:b w:val="false"/>
+                <w:bCs w:val="false"/>
+                <w:i w:val="false"/>
+                <w:iCs w:val="false"/>
+                <w:color w:val="000000"/>
+                <w:sz w:val="20"/>
+                <w:szCs w:val="20"/>
+              </w:rPr>
+              <w:t xml:space="preserve">    • How do you modify it? (append, update, delete)</w:t>
+            </w:r>
+            <w:r>
+              <w:rPr>
+                <w:rFonts w:ascii="Arial" w:cs="Arial" w:eastAsia="Arial" w:hAnsi="Arial"/>
+                <w:sz w:val="20"/>
+                <w:szCs w:val="20"/>
+              </w:rPr>
+              <w:br/>
+              <w:t xml:space="preserve"/>
+            </w:r>
+            <w:r>
+              <w:rPr>
+                <w:rFonts w:ascii="Arial" w:cs="Arial" w:eastAsia="Arial" w:hAnsi="Arial"/>
+                <w:sz w:val="20"/>
+                <w:szCs w:val="20"/>
+              </w:rPr>
+              <w:br/>
+              <w:t xml:space="preserve"/>
+            </w:r>
+            <w:r>
+              <w:rPr>
+                <w:rFonts w:ascii="Arial" w:cs="Arial" w:eastAsia="Arial" w:hAnsi="Arial"/>
+                <w:b/>
+                <w:bCs/>
+                <w:i w:val="false"/>
+                <w:iCs w:val="false"/>
+                <w:color w:val="000000"/>
+                <w:sz w:val="20"/>
+                <w:szCs w:val="20"/>
+              </w:rPr>
+              <w:t xml:space="preserve">Vocabulary: </w:t>
+            </w:r>
+            <w:r>
+              <w:rPr>
+                <w:rFonts w:ascii="Arial" w:cs="Arial" w:eastAsia="Arial" w:hAnsi="Arial"/>
+                <w:b w:val="false"/>
+                <w:bCs w:val="false"/>
+                <w:i w:val="false"/>
+                <w:iCs w:val="false"/>
+                <w:color w:val="000000"/>
+                <w:sz w:val="20"/>
+                <w:szCs w:val="20"/>
+              </w:rPr>
+              <w:t xml:space="preserve">Good data design, Bad data design, Single Variable, List, Dictionary, Do I have one value or many?</w:t>
+            </w:r>
+            <w:r>
+              <w:rPr>
+                <w:rFonts w:ascii="Arial" w:cs="Arial" w:eastAsia="Arial" w:hAnsi="Arial"/>
+                <w:sz w:val="20"/>
+                <w:szCs w:val="20"/>
+              </w:rPr>
+              <w:br/>
+              <w:t xml:space="preserve"/>
+            </w:r>
+            <w:r>
+              <w:rPr>
+                <w:rFonts w:ascii="Arial" w:cs="Arial" w:eastAsia="Arial" w:hAnsi="Arial"/>
+                <w:sz w:val="20"/>
+                <w:szCs w:val="20"/>
+              </w:rPr>
+              <w:br/>
+              <w:t xml:space="preserve"/>
+            </w:r>
+            <w:r>
+              <w:rPr>
+                <w:rFonts w:ascii="Arial" w:cs="Arial" w:eastAsia="Arial" w:hAnsi="Arial"/>
+                <w:b/>
+                <w:bCs/>
+                <w:i/>
+                <w:iCs/>
+                <w:color w:val="555555"/>
+                <w:sz w:val="20"/>
+                <w:szCs w:val="20"/>
+              </w:rPr>
+              <w:t xml:space="preserve">→ Live Demo — </w:t>
+            </w:r>
+            <w:r>
+              <w:rPr>
+                <w:rFonts w:ascii="Arial" w:cs="Arial" w:eastAsia="Arial" w:hAnsi="Arial"/>
+                <w:b w:val="false"/>
+                <w:bCs w:val="false"/>
+                <w:i/>
+                <w:iCs/>
+                <w:color w:val="555555"/>
+                <w:sz w:val="20"/>
+                <w:szCs w:val="20"/>
+              </w:rPr>
+              <w:t xml:space="preserve">type examples as students follow along in their own editor.</w:t>
+            </w:r>
+            <w:r>
+              <w:rPr>
+                <w:rFonts w:ascii="Arial" w:cs="Arial" w:eastAsia="Arial" w:hAnsi="Arial"/>
+                <w:sz w:val="20"/>
+                <w:szCs w:val="20"/>
+              </w:rPr>
+              <w:br/>
+              <w:t xml:space="preserve"/>
+            </w:r>
+            <w:r>
+              <w:rPr>
+                <w:rFonts w:ascii="Arial" w:cs="Arial" w:eastAsia="Arial" w:hAnsi="Arial"/>
+                <w:b/>
+                <w:bCs/>
+                <w:i/>
+                <w:iCs/>
+                <w:color w:val="555555"/>
+                <w:sz w:val="20"/>
+                <w:szCs w:val="20"/>
+              </w:rPr>
+              <w:t xml:space="preserve">→ Check for Understanding: </w:t>
+            </w:r>
+            <w:r>
+              <w:rPr>
+                <w:rFonts w:ascii="Arial" w:cs="Arial" w:eastAsia="Arial" w:hAnsi="Arial"/>
+                <w:b w:val="false"/>
+                <w:bCs w:val="false"/>
+                <w:i/>
+                <w:iCs/>
+                <w:color w:val="555555"/>
+                <w:sz w:val="20"/>
+                <w:szCs w:val="20"/>
+              </w:rPr>
+              <w:t xml:space="preserve">pause and cold-call: “Can someone explain what we just did in their own words?”</w:t>
             </w:r>
           </w:p>
         </w:tc>
@@ -377,9 +933,9 @@
               <w:right w:val="single" w:color="CCCCCC" w:sz="1"/>
             </w:tcBorders>
             <w:tcMar>
-              <w:top w:type="dxa" w:w="60"/>
+              <w:top w:type="dxa" w:w="80"/>
               <w:left w:type="dxa" w:w="120"/>
-              <w:bottom w:type="dxa" w:w="60"/>
+              <w:bottom w:type="dxa" w:w="80"/>
               <w:right w:type="dxa" w:w="120"/>
             </w:tcMar>
           </w:tcPr>
@@ -406,20 +962,90 @@
               <w:right w:val="single" w:color="CCCCCC" w:sz="1"/>
             </w:tcBorders>
             <w:tcMar>
-              <w:top w:type="dxa" w:w="60"/>
+              <w:top w:type="dxa" w:w="80"/>
               <w:left w:type="dxa" w:w="120"/>
-              <w:bottom w:type="dxa" w:w="60"/>
+              <w:bottom w:type="dxa" w:w="80"/>
               <w:right w:type="dxa" w:w="120"/>
             </w:tcMar>
           </w:tcPr>
           <w:p>
-            <w:r>
-              <w:rPr>
-                <w:rFonts w:ascii="Arial" w:cs="Arial" w:eastAsia="Arial" w:hAnsi="Arial"/>
-                <w:sz w:val="20"/>
-                <w:szCs w:val="20"/>
+            <w:pPr>
+              <w:spacing w:after="80" w:before="80"/>
+            </w:pPr>
+            <w:r>
+              <w:rPr>
+                <w:rFonts w:ascii="Arial" w:cs="Arial" w:eastAsia="Arial" w:hAnsi="Arial"/>
+                <w:b/>
+                <w:bCs/>
+                <w:i w:val="false"/>
+                <w:iCs w:val="false"/>
+                <w:color w:val="000000"/>
+                <w:sz w:val="22"/>
+                <w:szCs w:val="22"/>
               </w:rPr>
               <w:t xml:space="preserve">Guided Practice</w:t>
+            </w:r>
+            <w:r>
+              <w:rPr>
+                <w:rFonts w:ascii="Arial" w:cs="Arial" w:eastAsia="Arial" w:hAnsi="Arial"/>
+                <w:sz w:val="20"/>
+                <w:szCs w:val="20"/>
+              </w:rPr>
+              <w:br/>
+              <w:t xml:space="preserve"/>
+            </w:r>
+            <w:r>
+              <w:rPr>
+                <w:rFonts w:ascii="Arial" w:cs="Arial" w:eastAsia="Arial" w:hAnsi="Arial"/>
+                <w:sz w:val="20"/>
+                <w:szCs w:val="20"/>
+              </w:rPr>
+              <w:br/>
+              <w:t xml:space="preserve"/>
+            </w:r>
+            <w:r>
+              <w:rPr>
+                <w:rFonts w:ascii="Arial" w:cs="Arial" w:eastAsia="Arial" w:hAnsi="Arial"/>
+                <w:b w:val="false"/>
+                <w:bCs w:val="false"/>
+                <w:i w:val="false"/>
+                <w:iCs w:val="false"/>
+                <w:color w:val="000000"/>
+                <w:sz w:val="20"/>
+                <w:szCs w:val="20"/>
+              </w:rPr>
+              <w:t xml:space="preserve">Step 1: Identify What Data You Need (10 min)</w:t>
+            </w:r>
+            <w:r>
+              <w:rPr>
+                <w:rFonts w:ascii="Arial" w:cs="Arial" w:eastAsia="Arial" w:hAnsi="Arial"/>
+                <w:sz w:val="20"/>
+                <w:szCs w:val="20"/>
+              </w:rPr>
+              <w:br/>
+              <w:t xml:space="preserve"/>
+            </w:r>
+            <w:r>
+              <w:rPr>
+                <w:rFonts w:ascii="Arial" w:cs="Arial" w:eastAsia="Arial" w:hAnsi="Arial"/>
+                <w:sz w:val="20"/>
+                <w:szCs w:val="20"/>
+              </w:rPr>
+              <w:br/>
+              <w:t xml:space="preserve"/>
+            </w:r>
+            <w:r>
+              <w:rPr>
+                <w:rFonts w:ascii="Arial" w:cs="Arial" w:eastAsia="Arial" w:hAnsi="Arial"/>
+                <w:b w:val="false"/>
+                <w:bCs w:val="false"/>
+                <w:i/>
+                <w:iCs/>
+                <w:color w:val="555555"/>
+                <w:sz w:val="20"/>
+                <w:szCs w:val="20"/>
+              </w:rPr>
+              <w:t xml:space="preserve">→ Teacher models — students try alongside, then compare results.</w:t>
             </w:r>
           </w:p>
         </w:tc>
@@ -435,9 +1061,9 @@
               <w:right w:val="single" w:color="CCCCCC" w:sz="1"/>
             </w:tcBorders>
             <w:tcMar>
-              <w:top w:type="dxa" w:w="60"/>
+              <w:top w:type="dxa" w:w="80"/>
               <w:left w:type="dxa" w:w="120"/>
-              <w:bottom w:type="dxa" w:w="60"/>
+              <w:bottom w:type="dxa" w:w="80"/>
               <w:right w:type="dxa" w:w="120"/>
             </w:tcMar>
           </w:tcPr>
@@ -450,7 +1076,7 @@
                 <w:sz w:val="20"/>
                 <w:szCs w:val="20"/>
               </w:rPr>
-              <w:t xml:space="preserve">15-20 min</w:t>
+              <w:t xml:space="preserve">15–20 min</w:t>
             </w:r>
           </w:p>
         </w:tc>
@@ -464,20 +1090,164 @@
               <w:right w:val="single" w:color="CCCCCC" w:sz="1"/>
             </w:tcBorders>
             <w:tcMar>
-              <w:top w:type="dxa" w:w="60"/>
+              <w:top w:type="dxa" w:w="80"/>
               <w:left w:type="dxa" w:w="120"/>
-              <w:bottom w:type="dxa" w:w="60"/>
+              <w:bottom w:type="dxa" w:w="80"/>
               <w:right w:type="dxa" w:w="120"/>
             </w:tcMar>
           </w:tcPr>
           <w:p>
-            <w:r>
-              <w:rPr>
-                <w:rFonts w:ascii="Arial" w:cs="Arial" w:eastAsia="Arial" w:hAnsi="Arial"/>
-                <w:sz w:val="20"/>
-                <w:szCs w:val="20"/>
+            <w:pPr>
+              <w:spacing w:after="80" w:before="80"/>
+            </w:pPr>
+            <w:r>
+              <w:rPr>
+                <w:rFonts w:ascii="Arial" w:cs="Arial" w:eastAsia="Arial" w:hAnsi="Arial"/>
+                <w:b/>
+                <w:bCs/>
+                <w:i w:val="false"/>
+                <w:iCs w:val="false"/>
+                <w:color w:val="000000"/>
+                <w:sz w:val="22"/>
+                <w:szCs w:val="22"/>
               </w:rPr>
               <w:t xml:space="preserve">Independent Practice / Code Along</w:t>
+            </w:r>
+            <w:r>
+              <w:rPr>
+                <w:rFonts w:ascii="Arial" w:cs="Arial" w:eastAsia="Arial" w:hAnsi="Arial"/>
+                <w:sz w:val="20"/>
+                <w:szCs w:val="20"/>
+              </w:rPr>
+              <w:br/>
+              <w:t xml:space="preserve"/>
+            </w:r>
+            <w:r>
+              <w:rPr>
+                <w:rFonts w:ascii="Arial" w:cs="Arial" w:eastAsia="Arial" w:hAnsi="Arial"/>
+                <w:b/>
+                <w:bCs/>
+                <w:i w:val="false"/>
+                <w:iCs w:val="false"/>
+                <w:color w:val="000000"/>
+                <w:sz w:val="20"/>
+                <w:szCs w:val="20"/>
+              </w:rPr>
+              <w:t xml:space="preserve">    Beginner: </w:t>
+            </w:r>
+            <w:r>
+              <w:rPr>
+                <w:rFonts w:ascii="Arial" w:cs="Arial" w:eastAsia="Arial" w:hAnsi="Arial"/>
+                <w:b w:val="false"/>
+                <w:bCs w:val="false"/>
+                <w:i w:val="false"/>
+                <w:iCs w:val="false"/>
+                <w:color w:val="000000"/>
+                <w:sz w:val="20"/>
+                <w:szCs w:val="20"/>
+              </w:rPr>
+              <w:t xml:space="preserve">Data Structure Fit: For each scenario, choose the best data structure and explain why: 1. Storing a person's name, age, and email 2. Storing…</w:t>
+            </w:r>
+            <w:r>
+              <w:rPr>
+                <w:rFonts w:ascii="Arial" w:cs="Arial" w:eastAsia="Arial" w:hAnsi="Arial"/>
+                <w:sz w:val="20"/>
+                <w:szCs w:val="20"/>
+              </w:rPr>
+              <w:br/>
+              <w:t xml:space="preserve"/>
+            </w:r>
+            <w:r>
+              <w:rPr>
+                <w:rFonts w:ascii="Arial" w:cs="Arial" w:eastAsia="Arial" w:hAnsi="Arial"/>
+                <w:b/>
+                <w:bCs/>
+                <w:i w:val="false"/>
+                <w:iCs w:val="false"/>
+                <w:color w:val="000000"/>
+                <w:sz w:val="20"/>
+                <w:szCs w:val="20"/>
+              </w:rPr>
+              <w:t xml:space="preserve">    Intermediate: </w:t>
+            </w:r>
+            <w:r>
+              <w:rPr>
+                <w:rFonts w:ascii="Arial" w:cs="Arial" w:eastAsia="Arial" w:hAnsi="Arial"/>
+                <w:b w:val="false"/>
+                <w:bCs w:val="false"/>
+                <w:i w:val="false"/>
+                <w:iCs w:val="false"/>
+                <w:color w:val="000000"/>
+                <w:sz w:val="20"/>
+                <w:szCs w:val="20"/>
+              </w:rPr>
+              <w:t xml:space="preserve">Design Critique: Review this data structure: What's wrong with it? How would you improve it?</w:t>
+            </w:r>
+            <w:r>
+              <w:rPr>
+                <w:rFonts w:ascii="Arial" w:cs="Arial" w:eastAsia="Arial" w:hAnsi="Arial"/>
+                <w:sz w:val="20"/>
+                <w:szCs w:val="20"/>
+              </w:rPr>
+              <w:br/>
+              <w:t xml:space="preserve"/>
+            </w:r>
+            <w:r>
+              <w:rPr>
+                <w:rFonts w:ascii="Arial" w:cs="Arial" w:eastAsia="Arial" w:hAnsi="Arial"/>
+                <w:b/>
+                <w:bCs/>
+                <w:i w:val="false"/>
+                <w:iCs w:val="false"/>
+                <w:color w:val="000000"/>
+                <w:sz w:val="20"/>
+                <w:szCs w:val="20"/>
+              </w:rPr>
+              <w:t xml:space="preserve">    Challenge: </w:t>
+            </w:r>
+            <w:r>
+              <w:rPr>
+                <w:rFonts w:ascii="Arial" w:cs="Arial" w:eastAsia="Arial" w:hAnsi="Arial"/>
+                <w:b w:val="false"/>
+                <w:bCs w:val="false"/>
+                <w:i w:val="false"/>
+                <w:iCs w:val="false"/>
+                <w:color w:val="000000"/>
+                <w:sz w:val="20"/>
+                <w:szCs w:val="20"/>
+              </w:rPr>
+              <w:t xml:space="preserve">File Format: Your program saves data to a file. Design a format that's easy to read, easy to parse, and human-readable. --- ## Reflection &amp;…</w:t>
+            </w:r>
+            <w:r>
+              <w:rPr>
+                <w:rFonts w:ascii="Arial" w:cs="Arial" w:eastAsia="Arial" w:hAnsi="Arial"/>
+                <w:sz w:val="20"/>
+                <w:szCs w:val="20"/>
+              </w:rPr>
+              <w:br/>
+              <w:t xml:space="preserve"/>
+            </w:r>
+            <w:r>
+              <w:rPr>
+                <w:rFonts w:ascii="Arial" w:cs="Arial" w:eastAsia="Arial" w:hAnsi="Arial"/>
+                <w:sz w:val="20"/>
+                <w:szCs w:val="20"/>
+              </w:rPr>
+              <w:br/>
+              <w:t xml:space="preserve"/>
+            </w:r>
+            <w:r>
+              <w:rPr>
+                <w:rFonts w:ascii="Arial" w:cs="Arial" w:eastAsia="Arial" w:hAnsi="Arial"/>
+                <w:b w:val="false"/>
+                <w:bCs w:val="false"/>
+                <w:i/>
+                <w:iCs/>
+                <w:color w:val="555555"/>
+                <w:sz w:val="20"/>
+                <w:szCs w:val="20"/>
+              </w:rPr>
+              <w:t xml:space="preserve">→ Teacher circulates — offer hints, check for understanding.</w:t>
             </w:r>
           </w:p>
         </w:tc>
@@ -493,9 +1263,9 @@
               <w:right w:val="single" w:color="CCCCCC" w:sz="1"/>
             </w:tcBorders>
             <w:tcMar>
-              <w:top w:type="dxa" w:w="60"/>
+              <w:top w:type="dxa" w:w="80"/>
               <w:left w:type="dxa" w:w="120"/>
-              <w:bottom w:type="dxa" w:w="60"/>
+              <w:bottom w:type="dxa" w:w="80"/>
               <w:right w:type="dxa" w:w="120"/>
             </w:tcMar>
           </w:tcPr>
@@ -522,20 +1292,90 @@
               <w:right w:val="single" w:color="CCCCCC" w:sz="1"/>
             </w:tcBorders>
             <w:tcMar>
-              <w:top w:type="dxa" w:w="60"/>
+              <w:top w:type="dxa" w:w="80"/>
               <w:left w:type="dxa" w:w="120"/>
-              <w:bottom w:type="dxa" w:w="60"/>
+              <w:bottom w:type="dxa" w:w="80"/>
               <w:right w:type="dxa" w:w="120"/>
             </w:tcMar>
           </w:tcPr>
           <w:p>
-            <w:r>
-              <w:rPr>
-                <w:rFonts w:ascii="Arial" w:cs="Arial" w:eastAsia="Arial" w:hAnsi="Arial"/>
-                <w:sz w:val="20"/>
-                <w:szCs w:val="20"/>
+            <w:pPr>
+              <w:spacing w:after="80" w:before="80"/>
+            </w:pPr>
+            <w:r>
+              <w:rPr>
+                <w:rFonts w:ascii="Arial" w:cs="Arial" w:eastAsia="Arial" w:hAnsi="Arial"/>
+                <w:b/>
+                <w:bCs/>
+                <w:i w:val="false"/>
+                <w:iCs w:val="false"/>
+                <w:color w:val="000000"/>
+                <w:sz w:val="22"/>
+                <w:szCs w:val="22"/>
               </w:rPr>
               <w:t xml:space="preserve">Exit Ticket / Wrap-Up</w:t>
+            </w:r>
+            <w:r>
+              <w:rPr>
+                <w:rFonts w:ascii="Arial" w:cs="Arial" w:eastAsia="Arial" w:hAnsi="Arial"/>
+                <w:sz w:val="20"/>
+                <w:szCs w:val="20"/>
+              </w:rPr>
+              <w:br/>
+              <w:t xml:space="preserve"/>
+            </w:r>
+            <w:r>
+              <w:rPr>
+                <w:rFonts w:ascii="Arial" w:cs="Arial" w:eastAsia="Arial" w:hAnsi="Arial"/>
+                <w:sz w:val="20"/>
+                <w:szCs w:val="20"/>
+              </w:rPr>
+              <w:br/>
+              <w:t xml:space="preserve"/>
+            </w:r>
+            <w:r>
+              <w:rPr>
+                <w:rFonts w:ascii="Arial" w:cs="Arial" w:eastAsia="Arial" w:hAnsi="Arial"/>
+                <w:b w:val="false"/>
+                <w:bCs w:val="false"/>
+                <w:i w:val="false"/>
+                <w:iCs w:val="false"/>
+                <w:color w:val="000000"/>
+                <w:sz w:val="20"/>
+                <w:szCs w:val="20"/>
+              </w:rPr>
+              <w:t xml:space="preserve">Quick Check: Design data structures (variables, lists, dictionaries) that efficiently represent my program's data?</w:t>
+            </w:r>
+            <w:r>
+              <w:rPr>
+                <w:rFonts w:ascii="Arial" w:cs="Arial" w:eastAsia="Arial" w:hAnsi="Arial"/>
+                <w:sz w:val="20"/>
+                <w:szCs w:val="20"/>
+              </w:rPr>
+              <w:br/>
+              <w:t xml:space="preserve"/>
+            </w:r>
+            <w:r>
+              <w:rPr>
+                <w:rFonts w:ascii="Arial" w:cs="Arial" w:eastAsia="Arial" w:hAnsi="Arial"/>
+                <w:sz w:val="20"/>
+                <w:szCs w:val="20"/>
+              </w:rPr>
+              <w:br/>
+              <w:t xml:space="preserve"/>
+            </w:r>
+            <w:r>
+              <w:rPr>
+                <w:rFonts w:ascii="Arial" w:cs="Arial" w:eastAsia="Arial" w:hAnsi="Arial"/>
+                <w:b w:val="false"/>
+                <w:bCs w:val="false"/>
+                <w:i/>
+                <w:iCs/>
+                <w:color w:val="555555"/>
+                <w:sz w:val="20"/>
+                <w:szCs w:val="20"/>
+              </w:rPr>
+              <w:t xml:space="preserve">→ 3–2–1: Name 3 things learned, 2 new vocab words, 1 question you still have.</w:t>
             </w:r>
           </w:p>
         </w:tc>
@@ -1182,19 +2022,6 @@
               <w:t xml:space="preserve">}</w:t>
             </w:r>
           </w:p>
-          <w:p>
-            <w:pPr>
-              <w:spacing w:after="20"/>
-            </w:pPr>
-            <w:r>
-              <w:rPr>
-                <w:rFonts w:ascii="Courier New" w:cs="Courier New" w:eastAsia="Courier New" w:hAnsi="Courier New"/>
-                <w:sz w:val="18"/>
-                <w:szCs w:val="18"/>
-              </w:rPr>
-              <w:t xml:space="preserve"># Access: student["name"] → "Alice"</w:t>
-            </w:r>
-          </w:p>
         </w:tc>
       </w:tr>
     </w:tbl>
@@ -1288,19 +2115,6 @@
               <w:t xml:space="preserve">]</w:t>
             </w:r>
           </w:p>
-          <w:p>
-            <w:pPr>
-              <w:spacing w:after="20"/>
-            </w:pPr>
-            <w:r>
-              <w:rPr>
-                <w:rFonts w:ascii="Courier New" w:cs="Courier New" w:eastAsia="Courier New" w:hAnsi="Courier New"/>
-                <w:sz w:val="18"/>
-                <w:szCs w:val="18"/>
-              </w:rPr>
-              <w:t xml:space="preserve"># Access: students[0]["name"] → "Alice"</w:t>
-            </w:r>
-          </w:p>
         </w:tc>
       </w:tr>
     </w:tbl>
@@ -1381,45 +2195,6 @@
               <w:t xml:space="preserve">scores_bob = [90, 88, 92]</w:t>
             </w:r>
           </w:p>
-          <w:p>
-            <w:pPr>
-              <w:spacing w:after="20"/>
-            </w:pPr>
-            <w:r>
-              <w:rPr>
-                <w:rFonts w:ascii="Courier New" w:cs="Courier New" w:eastAsia="Courier New" w:hAnsi="Courier New"/>
-                <w:sz w:val="18"/>
-                <w:szCs w:val="18"/>
-              </w:rPr>
-              <w:t xml:space="preserve"> </w:t>
-            </w:r>
-          </w:p>
-          <w:p>
-            <w:pPr>
-              <w:spacing w:after="20"/>
-            </w:pPr>
-            <w:r>
-              <w:rPr>
-                <w:rFonts w:ascii="Courier New" w:cs="Courier New" w:eastAsia="Courier New" w:hAnsi="Courier New"/>
-                <w:sz w:val="18"/>
-                <w:szCs w:val="18"/>
-              </w:rPr>
-              <w:t xml:space="preserve"># Problem: Hard to add/remove students</w:t>
-            </w:r>
-          </w:p>
-          <w:p>
-            <w:pPr>
-              <w:spacing w:after="20"/>
-            </w:pPr>
-            <w:r>
-              <w:rPr>
-                <w:rFonts w:ascii="Courier New" w:cs="Courier New" w:eastAsia="Courier New" w:hAnsi="Courier New"/>
-                <w:sz w:val="18"/>
-                <w:szCs w:val="18"/>
-              </w:rPr>
-              <w:t xml:space="preserve"># Problem: Unclear which scores belong to whom</w:t>
-            </w:r>
-          </w:p>
         </w:tc>
       </w:tr>
     </w:tbl>
@@ -1513,58 +2288,6 @@
               <w:t xml:space="preserve">}</w:t>
             </w:r>
           </w:p>
-          <w:p>
-            <w:pPr>
-              <w:spacing w:after="20"/>
-            </w:pPr>
-            <w:r>
-              <w:rPr>
-                <w:rFonts w:ascii="Courier New" w:cs="Courier New" w:eastAsia="Courier New" w:hAnsi="Courier New"/>
-                <w:sz w:val="18"/>
-                <w:szCs w:val="18"/>
-              </w:rPr>
-              <w:t xml:space="preserve"> </w:t>
-            </w:r>
-          </w:p>
-          <w:p>
-            <w:pPr>
-              <w:spacing w:after="20"/>
-            </w:pPr>
-            <w:r>
-              <w:rPr>
-                <w:rFonts w:ascii="Courier New" w:cs="Courier New" w:eastAsia="Courier New" w:hAnsi="Courier New"/>
-                <w:sz w:val="18"/>
-                <w:szCs w:val="18"/>
-              </w:rPr>
-              <w:t xml:space="preserve"># Add a student: students["Charlie"] = [88, 91, 89]</w:t>
-            </w:r>
-          </w:p>
-          <w:p>
-            <w:pPr>
-              <w:spacing w:after="20"/>
-            </w:pPr>
-            <w:r>
-              <w:rPr>
-                <w:rFonts w:ascii="Courier New" w:cs="Courier New" w:eastAsia="Courier New" w:hAnsi="Courier New"/>
-                <w:sz w:val="18"/>
-                <w:szCs w:val="18"/>
-              </w:rPr>
-              <w:t xml:space="preserve"># Get Alice's scores: students["Alice"]</w:t>
-            </w:r>
-          </w:p>
-          <w:p>
-            <w:pPr>
-              <w:spacing w:after="20"/>
-            </w:pPr>
-            <w:r>
-              <w:rPr>
-                <w:rFonts w:ascii="Courier New" w:cs="Courier New" w:eastAsia="Courier New" w:hAnsi="Courier New"/>
-                <w:sz w:val="18"/>
-                <w:szCs w:val="18"/>
-              </w:rPr>
-              <w:t xml:space="preserve"># Add a score to Alice: students["Alice"].append(95)</w:t>
-            </w:r>
-          </w:p>
         </w:tc>
       </w:tr>
     </w:tbl>
@@ -1788,71 +2511,6 @@
               <w:t xml:space="preserve">]</w:t>
             </w:r>
           </w:p>
-          <w:p>
-            <w:pPr>
-              <w:spacing w:after="20"/>
-            </w:pPr>
-            <w:r>
-              <w:rPr>
-                <w:rFonts w:ascii="Courier New" w:cs="Courier New" w:eastAsia="Courier New" w:hAnsi="Courier New"/>
-                <w:sz w:val="18"/>
-                <w:szCs w:val="18"/>
-              </w:rPr>
-              <w:t xml:space="preserve"> </w:t>
-            </w:r>
-          </w:p>
-          <w:p>
-            <w:pPr>
-              <w:spacing w:after="20"/>
-            </w:pPr>
-            <w:r>
-              <w:rPr>
-                <w:rFonts w:ascii="Courier New" w:cs="Courier New" w:eastAsia="Courier New" w:hAnsi="Courier New"/>
-                <w:sz w:val="18"/>
-                <w:szCs w:val="18"/>
-              </w:rPr>
-              <w:t xml:space="preserve"># Access: students[0]["name"] → "Alice"</w:t>
-            </w:r>
-          </w:p>
-          <w:p>
-            <w:pPr>
-              <w:spacing w:after="20"/>
-            </w:pPr>
-            <w:r>
-              <w:rPr>
-                <w:rFonts w:ascii="Courier New" w:cs="Courier New" w:eastAsia="Courier New" w:hAnsi="Courier New"/>
-                <w:sz w:val="18"/>
-                <w:szCs w:val="18"/>
-              </w:rPr>
-              <w:t xml:space="preserve"># Access: students[0]["scores"] → [85, 92, 78]</w:t>
-            </w:r>
-          </w:p>
-          <w:p>
-            <w:pPr>
-              <w:spacing w:after="20"/>
-            </w:pPr>
-            <w:r>
-              <w:rPr>
-                <w:rFonts w:ascii="Courier New" w:cs="Courier New" w:eastAsia="Courier New" w:hAnsi="Courier New"/>
-                <w:sz w:val="18"/>
-                <w:szCs w:val="18"/>
-              </w:rPr>
-              <w:t xml:space="preserve"># Add student: students.append({...})</w:t>
-            </w:r>
-          </w:p>
-          <w:p>
-            <w:pPr>
-              <w:spacing w:after="20"/>
-            </w:pPr>
-            <w:r>
-              <w:rPr>
-                <w:rFonts w:ascii="Courier New" w:cs="Courier New" w:eastAsia="Courier New" w:hAnsi="Courier New"/>
-                <w:sz w:val="18"/>
-                <w:szCs w:val="18"/>
-              </w:rPr>
-              <w:t xml:space="preserve"># Remove student: students.pop(0)</w:t>
-            </w:r>
-          </w:p>
         </w:tc>
       </w:tr>
     </w:tbl>
@@ -1904,19 +2562,6 @@
                 <w:sz w:val="18"/>
                 <w:szCs w:val="18"/>
               </w:rPr>
-              <w:t xml:space="preserve"># Option 1: Simple list of task strings (BASIC)</w:t>
-            </w:r>
-          </w:p>
-          <w:p>
-            <w:pPr>
-              <w:spacing w:after="20"/>
-            </w:pPr>
-            <w:r>
-              <w:rPr>
-                <w:rFonts w:ascii="Courier New" w:cs="Courier New" w:eastAsia="Courier New" w:hAnsi="Courier New"/>
-                <w:sz w:val="18"/>
-                <w:szCs w:val="18"/>
-              </w:rPr>
               <w:t xml:space="preserve">tasks = ["Buy groceries", "Finish homework", "Call Mom"]</w:t>
             </w:r>
           </w:p>
@@ -1930,19 +2575,6 @@
                 <w:sz w:val="18"/>
                 <w:szCs w:val="18"/>
               </w:rPr>
-              <w:t xml:space="preserve"># Problem: Can't track status, due date, priority</w:t>
-            </w:r>
-          </w:p>
-          <w:p>
-            <w:pPr>
-              <w:spacing w:after="20"/>
-            </w:pPr>
-            <w:r>
-              <w:rPr>
-                <w:rFonts w:ascii="Courier New" w:cs="Courier New" w:eastAsia="Courier New" w:hAnsi="Courier New"/>
-                <w:sz w:val="18"/>
-                <w:szCs w:val="18"/>
-              </w:rPr>
               <w:t xml:space="preserve"> </w:t>
             </w:r>
           </w:p>
@@ -1956,7 +2588,20 @@
                 <w:sz w:val="18"/>
                 <w:szCs w:val="18"/>
               </w:rPr>
-              <w:t xml:space="preserve"># Option 2: List of task dictionaries (GOOD)</w:t>
+              <w:t xml:space="preserve"> </w:t>
+            </w:r>
+          </w:p>
+          <w:p>
+            <w:pPr>
+              <w:spacing w:after="20"/>
+            </w:pPr>
+            <w:r>
+              <w:rPr>
+                <w:rFonts w:ascii="Courier New" w:cs="Courier New" w:eastAsia="Courier New" w:hAnsi="Courier New"/>
+                <w:sz w:val="18"/>
+                <w:szCs w:val="18"/>
+              </w:rPr>
+              <w:t xml:space="preserve"> </w:t>
             </w:r>
           </w:p>
           <w:p>
@@ -2139,84 +2784,6 @@
                 <w:szCs w:val="18"/>
               </w:rPr>
               <w:t xml:space="preserve">]</w:t>
-            </w:r>
-          </w:p>
-          <w:p>
-            <w:pPr>
-              <w:spacing w:after="20"/>
-            </w:pPr>
-            <w:r>
-              <w:rPr>
-                <w:rFonts w:ascii="Courier New" w:cs="Courier New" w:eastAsia="Courier New" w:hAnsi="Courier New"/>
-                <w:sz w:val="18"/>
-                <w:szCs w:val="18"/>
-              </w:rPr>
-              <w:t xml:space="preserve"> </w:t>
-            </w:r>
-          </w:p>
-          <w:p>
-            <w:pPr>
-              <w:spacing w:after="20"/>
-            </w:pPr>
-            <w:r>
-              <w:rPr>
-                <w:rFonts w:ascii="Courier New" w:cs="Courier New" w:eastAsia="Courier New" w:hAnsi="Courier New"/>
-                <w:sz w:val="18"/>
-                <w:szCs w:val="18"/>
-              </w:rPr>
-              <w:t xml:space="preserve"># Access first task: tasks[0]</w:t>
-            </w:r>
-          </w:p>
-          <w:p>
-            <w:pPr>
-              <w:spacing w:after="20"/>
-            </w:pPr>
-            <w:r>
-              <w:rPr>
-                <w:rFonts w:ascii="Courier New" w:cs="Courier New" w:eastAsia="Courier New" w:hAnsi="Courier New"/>
-                <w:sz w:val="18"/>
-                <w:szCs w:val="18"/>
-              </w:rPr>
-              <w:t xml:space="preserve"># Get status of first task: tasks[0]["status"]</w:t>
-            </w:r>
-          </w:p>
-          <w:p>
-            <w:pPr>
-              <w:spacing w:after="20"/>
-            </w:pPr>
-            <w:r>
-              <w:rPr>
-                <w:rFonts w:ascii="Courier New" w:cs="Courier New" w:eastAsia="Courier New" w:hAnsi="Courier New"/>
-                <w:sz w:val="18"/>
-                <w:szCs w:val="18"/>
-              </w:rPr>
-              <w:t xml:space="preserve"># Add task: tasks.append({...})</w:t>
-            </w:r>
-          </w:p>
-          <w:p>
-            <w:pPr>
-              <w:spacing w:after="20"/>
-            </w:pPr>
-            <w:r>
-              <w:rPr>
-                <w:rFonts w:ascii="Courier New" w:cs="Courier New" w:eastAsia="Courier New" w:hAnsi="Courier New"/>
-                <w:sz w:val="18"/>
-                <w:szCs w:val="18"/>
-              </w:rPr>
-              <w:t xml:space="preserve"># Mark complete: tasks[0]["status"] = "complete"</w:t>
-            </w:r>
-          </w:p>
-          <w:p>
-            <w:pPr>
-              <w:spacing w:after="20"/>
-            </w:pPr>
-            <w:r>
-              <w:rPr>
-                <w:rFonts w:ascii="Courier New" w:cs="Courier New" w:eastAsia="Courier New" w:hAnsi="Courier New"/>
-                <w:sz w:val="18"/>
-                <w:szCs w:val="18"/>
-              </w:rPr>
-              <w:t xml:space="preserve"># Filter complete tasks: [t for t in tasks if t["status"] == "complete"]</w:t>
             </w:r>
           </w:p>
         </w:tc>

--- a/Coding 1 - year/Unit 7 - Project Development/Daily Lesson Plans/Word/Day 152.docx
+++ b/Coding 1 - year/Unit 7 - Project Development/Daily Lesson Plans/Word/Day 152.docx
@@ -380,7 +380,7 @@
                 <w:sz w:val="20"/>
                 <w:szCs w:val="20"/>
               </w:rPr>
-              <w:t xml:space="preserve">    In your own words: Design data structures (variables, lists, dictionaries) that efficiently represent my program's data?</w:t>
+              <w:t xml:space="preserve">    Before designing anything, what questions would you need to answer first in order to design data structures (variables, lists, dictionaries) that efficiently represent my program's data?</w:t>
             </w:r>
             <w:r>
               <w:rPr>
@@ -477,7 +477,7 @@
                 <w:sz w:val="20"/>
                 <w:szCs w:val="20"/>
               </w:rPr>
-              <w:t xml:space="preserve">Today's Goal: By the end of class you will be able to design data structures (variables, lists, dictionaries) that efficiently represent my program's data.</w:t>
+              <w:t xml:space="preserve">Today’s Goal: By the end of class you will be able to design data structures (variables, lists, dictionaries) that efficiently represent my program's data.</w:t>
             </w:r>
             <w:r>
               <w:rPr>
@@ -1344,7 +1344,7 @@
                 <w:sz w:val="20"/>
                 <w:szCs w:val="20"/>
               </w:rPr>
-              <w:t xml:space="preserve">Quick Check: Design data structures (variables, lists, dictionaries) that efficiently represent my program's data?</w:t>
+              <w:t xml:space="preserve">What are the 2-3 most important steps when you design data structures (variables, lists, dictionaries) that efficiently represent my program's data? What could go wrong if you skip one?</w:t>
             </w:r>
             <w:r>
               <w:rPr>

--- a/Coding 1 - year/Unit 7 - Project Development/Daily Lesson Plans/Word/Day 152.docx
+++ b/Coding 1 - year/Unit 7 - Project Development/Daily Lesson Plans/Word/Day 152.docx
@@ -808,6 +808,94 @@
             <w:r>
               <w:rPr>
                 <w:rFonts w:ascii="Arial" w:cs="Arial" w:eastAsia="Arial" w:hAnsi="Arial"/>
+                <w:b w:val="false"/>
+                <w:bCs w:val="false"/>
+                <w:i w:val="false"/>
+                <w:iCs w:val="false"/>
+                <w:color w:val="000000"/>
+                <w:sz w:val="20"/>
+                <w:szCs w:val="20"/>
+              </w:rPr>
+              <w:t xml:space="preserve">    • Do I have one value or many?</w:t>
+            </w:r>
+            <w:r>
+              <w:rPr>
+                <w:rFonts w:ascii="Arial" w:cs="Arial" w:eastAsia="Arial" w:hAnsi="Arial"/>
+                <w:sz w:val="20"/>
+                <w:szCs w:val="20"/>
+              </w:rPr>
+              <w:br/>
+              <w:t xml:space="preserve"/>
+            </w:r>
+            <w:r>
+              <w:rPr>
+                <w:rFonts w:ascii="Arial" w:cs="Arial" w:eastAsia="Arial" w:hAnsi="Arial"/>
+                <w:b w:val="false"/>
+                <w:bCs w:val="false"/>
+                <w:i w:val="false"/>
+                <w:iCs w:val="false"/>
+                <w:color w:val="000000"/>
+                <w:sz w:val="20"/>
+                <w:szCs w:val="20"/>
+              </w:rPr>
+              <w:t xml:space="preserve">    • Do I need to look up by name or by position?</w:t>
+            </w:r>
+            <w:r>
+              <w:rPr>
+                <w:rFonts w:ascii="Arial" w:cs="Arial" w:eastAsia="Arial" w:hAnsi="Arial"/>
+                <w:sz w:val="20"/>
+                <w:szCs w:val="20"/>
+              </w:rPr>
+              <w:br/>
+              <w:t xml:space="preserve"/>
+            </w:r>
+            <w:r>
+              <w:rPr>
+                <w:rFonts w:ascii="Arial" w:cs="Arial" w:eastAsia="Arial" w:hAnsi="Arial"/>
+                <w:b w:val="false"/>
+                <w:bCs w:val="false"/>
+                <w:i w:val="false"/>
+                <w:iCs w:val="false"/>
+                <w:color w:val="000000"/>
+                <w:sz w:val="20"/>
+                <w:szCs w:val="20"/>
+              </w:rPr>
+              <w:t xml:space="preserve">    • Will I add/remove data later?</w:t>
+            </w:r>
+            <w:r>
+              <w:rPr>
+                <w:rFonts w:ascii="Arial" w:cs="Arial" w:eastAsia="Arial" w:hAnsi="Arial"/>
+                <w:sz w:val="20"/>
+                <w:szCs w:val="20"/>
+              </w:rPr>
+              <w:br/>
+              <w:t xml:space="preserve"/>
+            </w:r>
+            <w:r>
+              <w:rPr>
+                <w:rFonts w:ascii="Arial" w:cs="Arial" w:eastAsia="Arial" w:hAnsi="Arial"/>
+                <w:b w:val="false"/>
+                <w:bCs w:val="false"/>
+                <w:i w:val="false"/>
+                <w:iCs w:val="false"/>
+                <w:color w:val="000000"/>
+                <w:sz w:val="20"/>
+                <w:szCs w:val="20"/>
+              </w:rPr>
+              <w:t xml:space="preserve">    • Do I have multiple "records" (like students)?</w:t>
+            </w:r>
+            <w:r>
+              <w:rPr>
+                <w:rFonts w:ascii="Arial" w:cs="Arial" w:eastAsia="Arial" w:hAnsi="Arial"/>
+                <w:sz w:val="20"/>
+                <w:szCs w:val="20"/>
+              </w:rPr>
+              <w:br/>
+              <w:t xml:space="preserve"/>
+            </w:r>
+            <w:r>
+              <w:rPr>
+                <w:rFonts w:ascii="Arial" w:cs="Arial" w:eastAsia="Arial" w:hAnsi="Arial"/>
                 <w:sz w:val="20"/>
                 <w:szCs w:val="20"/>
               </w:rPr>
@@ -1216,7 +1304,7 @@
                 <w:sz w:val="20"/>
                 <w:szCs w:val="20"/>
               </w:rPr>
-              <w:t xml:space="preserve">File Format: Your program saves data to a file. Design a format that's easy to read, easy to parse, and human-readable. --- ## Reflection &amp;…</w:t>
+              <w:t xml:space="preserve">File Format: Your program saves data to a file. Design a format that's easy to read, easy to parse, and human-readable. ---</w:t>
             </w:r>
             <w:r>
               <w:rPr>
@@ -4207,7 +4295,7 @@
           <w:sz w:val="20"/>
           <w:szCs w:val="20"/>
         </w:rPr>
-        <w:t xml:space="preserve">File Format: Your program saves data to a file. Design a format that's easy to read, easy to parse, and human-readable. --- ## Reflection &amp; Wrap-Up Today's Big Idea: Data structure design is foundational. A good structure makes coding easy; a bad one makes everything hard. Tomorrow: You'll design yo</w:t>
+        <w:t xml:space="preserve">File Format: Your program saves data to a file. Design a format that's easy to read, easy to parse, and human-readable. ---</w:t>
       </w:r>
     </w:p>
     <w:p>
